--- a/Release Payment Holds/Member+HoldsCancellations+-+Order+Status.docx
+++ b/Release Payment Holds/Member+HoldsCancellations+-+Order+Status.docx
@@ -30,7 +30,7 @@
       <w:r>
         <w:t xml:space="preserve">in AH -  Presented as reference only </w:t>
       </w:r>
-      <w:hyperlink r:id="rId4" w:history="1">
+      <w:hyperlink r:id="rId4" w:anchor="/replay/4503606675248078?globalFilter=c3903f231211fbf2&amp;teamID=09399fee-5a37-4f6b-8b46-f59183245759&amp;sessionTs=1736364958" w:history="1">
         <w:r>
           <w:rPr>
             <w:rStyle w:val="Hyperlink"/>
@@ -448,7 +448,16 @@
       </w:r>
     </w:p>
     <w:p/>
-    <w:p/>
+    <w:p>
+      <w:pPr>
+        <w:tabs>
+          <w:tab w:val="left" w:pos="8126"/>
+        </w:tabs>
+      </w:pPr>
+      <w:r>
+        <w:tab/>
+      </w:r>
+    </w:p>
     <w:p/>
     <w:p/>
     <w:p/>
